--- a/document_templates/russian_library/Претензии/Договорные_отношения_и_Гражданское_право/шаблон_Претензия_заказчику.docx
+++ b/document_templates/russian_library/Претензии/Договорные_отношения_и_Гражданское_право/шаблон_Претензия_заказчику.docx
@@ -51,13 +51,12 @@
           <w:lang w:val="en-US"/>
         </w:rPr>
       </w:pPr>
-      <w:proofErr w:type="gramStart"/>
       <w:r>
         <w:rPr>
           <w:rStyle w:val="citation-227"/>
           <w:lang w:val="en-US"/>
         </w:rPr>
-        <w:t>{{ city_w_t_w_r_w_prooferr_w_type_gramend_w_r_w_rsidrpr_005f654b_w_rpr_w_rstyle_w_val_citation_227_w_lang_w_val_en_us_w_rpr_w_t_xml_space_preserve }} {{ w_t_w_r_w_prooferr_w_type_spellstart_w_r_w_rsidrpr_005f654b_w_rpr_w_rstyle_w_val_citation_227_w_lang_w_val_en_us_w_rpr_w_t_document_date_w_t_w_r_w_prooferr_w_type_spellend_w_r_w_rsidrpr_005f654b_w_rpr_w_rstyle_w_val_citation_227_w_lang_w_val_en_us_w_rpr_w_t_xml_space_preserve }} </w:t>
+        <w:t>{{ city }} {{ document_date }} </w:t>
       </w:r>
     </w:p>
     <w:p>
@@ -68,13 +67,12 @@
           <w:lang w:val="en-US"/>
         </w:rPr>
       </w:pPr>
-      <w:proofErr w:type="gramStart"/>
       <w:r>
         <w:rPr>
           <w:rStyle w:val="citation-226"/>
           <w:lang w:val="en-US"/>
         </w:rPr>
-        <w:t xml:space="preserve">{{ w_t_w_r_w_prooferr_w_type_spellstart_w_r_w_rsidrpr_005f654b_w_rpr_w_rstyle_w_val_citation_226_w_lang_w_val_en_us_w_rpr_w_t_contract_w_t_w_r_w_prooferr_w_type_gramend_w_r_w_rsidrpr_005f654b_w_rpr_w_rstyle_w_val_citation_226_w_lang_w_val_en_us_w_rpr_w_t_violation_and_legal_grounds_w_t_w_r_w_prooferr_w_type_spellend_w_r_w_rsidrpr_005f654b_w_rpr_w_rstyle_w_val_citation_226_w_lang_w_val_en_us_w_rpr_w_t_xml_space_preserve }} </w:t>
+        <w:t xml:space="preserve">{{ contract_violation_and_legal_grounds }} </w:t>
       </w:r>
     </w:p>
     <w:p>
@@ -126,7 +124,6 @@
         </w:rPr>
         <w:t xml:space="preserve">                                                                   </w:t>
       </w:r>
-      <w:proofErr w:type="gramStart"/>
       <w:r>
         <w:rPr>
           <w:rFonts w:ascii="Times New Roman" w:hAnsi="Times New Roman" w:cs="Times New Roman"/>
@@ -134,7 +131,7 @@
           <w:szCs w:val="24"/>
           <w:lang w:val="en-US"/>
         </w:rPr>
-        <w:t xml:space="preserve">{{ w_t_w_r_w_prooferr_w_type_spellstart_w_r_w_rsidr_005f654b_w_rpr_w_rfonts_w_ascii_times_new_roman_w_hansi_times_new_roman_w_cs_times_new_roman_w_sz_w_val_24_w_szcs_w_val_24_w_lang_w_val_en_us_w_rpr_w_t_sender_w_t_w_r_w_prooferr_w_type_gramend_w_r_w_rsidr_005f654b_w_rpr_w_rfonts_w_ascii_times_new_roman_w_hansi_times_new_roman_w_cs_times_new_roman_w_sz_w_val_24_w_szcs_w_val_24_w_lang_w_val_en_us_w_rpr_w_t_full_name_w_t_w_r_w_prooferr_w_type_spellend_w_r_w_rsidr_005f654b_w_rpr_w_rfonts_w_ascii_times_new_roman_w_hansi_times_new_roman_w_cs_times_new_roman_w_sz_w_val_24_w_szcs_w_val_24_w_lang_w_val_en_us_w_rpr_w_t_xml_space_preserve }}</w:t>
+        <w:t xml:space="preserve">{{ sender_full_name }}</w:t>
       </w:r>
       <w:r>
         <w:rPr>
